--- a/docs/homeworks/weather_homework/weather_climate_homework.docx
+++ b/docs/homeworks/weather_homework/weather_climate_homework.docx
@@ -199,6 +199,111 @@
       </w:r>
     </w:p>
     <w:p>
+      <w:pPr>
+        <w:pStyle w:val="BlockText"/>
+      </w:pPr>
+      <w:r>
+        <w:rPr>
+          <w:b/>
+          <w:bCs/>
+        </w:rPr>
+        <w:t xml:space="preserve">Handwriting policy:</w:t>
+      </w:r>
+      <w:r>
+        <w:t xml:space="preserve"> </w:t>
+      </w:r>
+      <w:r>
+        <w:t xml:space="preserve">Part 0 and Part 5 below are marked ✍️</w:t>
+      </w:r>
+      <w:r>
+        <w:t xml:space="preserve"> </w:t>
+      </w:r>
+      <w:r>
+        <w:rPr>
+          <w:b/>
+          <w:bCs/>
+        </w:rPr>
+        <w:t xml:space="preserve">by hand</w:t>
+      </w:r>
+      <w:r>
+        <w:t xml:space="preserve">.</w:t>
+      </w:r>
+      <w:r>
+        <w:t xml:space="preserve"> </w:t>
+      </w:r>
+      <w:r>
+        <w:t xml:space="preserve">Answer those on paper, photograph them clearly, and submit the photos as</w:t>
+      </w:r>
+      <w:r>
+        <w:t xml:space="preserve"> </w:t>
+      </w:r>
+      <w:r>
+        <w:t xml:space="preserve">additional files alongside your script (or embed them if you’re working in</w:t>
+      </w:r>
+      <w:r>
+        <w:t xml:space="preserve"> </w:t>
+      </w:r>
+      <w:r>
+        <w:t xml:space="preserve">a</w:t>
+      </w:r>
+      <w:r>
+        <w:t xml:space="preserve"> </w:t>
+      </w:r>
+      <w:r>
+        <w:rPr>
+          <w:rStyle w:val="VerbatimChar"/>
+        </w:rPr>
+        <w:t xml:space="preserve">.qmd</w:t>
+      </w:r>
+      <w:r>
+        <w:t xml:space="preserve">). Typed versions of these two parts get at most</w:t>
+      </w:r>
+      <w:r>
+        <w:t xml:space="preserve"> </w:t>
+      </w:r>
+      <w:r>
+        <w:rPr>
+          <w:b/>
+          <w:bCs/>
+        </w:rPr>
+        <w:t xml:space="preserve">half credit</w:t>
+      </w:r>
+      <w:r>
+        <w:t xml:space="preserve"> </w:t>
+      </w:r>
+      <w:r>
+        <w:t xml:space="preserve">—</w:t>
+      </w:r>
+      <w:r>
+        <w:t xml:space="preserve"> </w:t>
+      </w:r>
+      <w:r>
+        <w:t xml:space="preserve">the point is to see your prediction</w:t>
+      </w:r>
+      <w:r>
+        <w:t xml:space="preserve"> </w:t>
+      </w:r>
+      <w:r>
+        <w:rPr>
+          <w:i/>
+          <w:iCs/>
+        </w:rPr>
+        <w:t xml:space="preserve">before</w:t>
+      </w:r>
+      <w:r>
+        <w:t xml:space="preserve"> </w:t>
+      </w:r>
+      <w:r>
+        <w:t xml:space="preserve">you had the real numbers, and</w:t>
+      </w:r>
+      <w:r>
+        <w:t xml:space="preserve"> </w:t>
+      </w:r>
+      <w:r>
+        <w:t xml:space="preserve">your reasoning in your own words afterward, not a retyped explanation.</w:t>
+      </w:r>
+    </w:p>
+    <w:p>
       <w:r>
         <w:pict>
           <v:rect style="width:0;height:1.5pt" o:hralign="center" o:hrstd="t" o:hr="t"/>
@@ -206,13 +311,13 @@
       </w:r>
     </w:p>
     <w:bookmarkEnd w:id="9"/>
-    <w:bookmarkStart w:id="11" w:name="the-data"/>
+    <w:bookmarkStart w:id="10" w:name="part-0-predict-then-check-by-hand"/>
     <w:p>
       <w:pPr>
         <w:pStyle w:val="Heading1"/>
       </w:pPr>
       <w:r>
-        <w:t xml:space="preserve">The Data</w:t>
+        <w:t xml:space="preserve">Part 0 · Predict, then check ✍️ by hand</w:t>
       </w:r>
     </w:p>
     <w:p>
@@ -220,38 +325,17 @@
         <w:pStyle w:val="FirstParagraph"/>
       </w:pPr>
       <w:r>
-        <w:t xml:space="preserve">You will download</w:t>
-      </w:r>
-      <w:r>
-        <w:t xml:space="preserve"> </w:t>
-      </w:r>
-      <w:r>
-        <w:rPr>
-          <w:b/>
-          <w:bCs/>
-        </w:rPr>
-        <w:t xml:space="preserve">daily station data</w:t>
-      </w:r>
-      <w:r>
-        <w:t xml:space="preserve"> </w:t>
-      </w:r>
-      <w:r>
-        <w:t xml:space="preserve">using the same</w:t>
-      </w:r>
-      <w:r>
-        <w:t xml:space="preserve"> </w:t>
-      </w:r>
-      <w:r>
-        <w:rPr>
-          <w:rStyle w:val="VerbatimChar"/>
-        </w:rPr>
-        <w:t xml:space="preserve">GSODR</w:t>
-      </w:r>
-      <w:r>
-        <w:t xml:space="preserve"> </w:t>
-      </w:r>
-      <w:r>
-        <w:t xml:space="preserve">package from Lecture 07. You need two things:</w:t>
+        <w:rPr>
+          <w:b/>
+          <w:bCs/>
+        </w:rPr>
+        <w:t xml:space="preserve">Do this before you download any data.</w:t>
+      </w:r>
+      <w:r>
+        <w:t xml:space="preserve"> </w:t>
+      </w:r>
+      <w:r>
+        <w:t xml:space="preserve">On paper, write:</w:t>
       </w:r>
     </w:p>
     <w:p>
@@ -263,17 +347,13 @@
         </w:numPr>
       </w:pPr>
       <w:r>
-        <w:rPr>
-          <w:b/>
-          <w:bCs/>
-        </w:rPr>
-        <w:t xml:space="preserve">A station ID</w:t>
-      </w:r>
-      <w:r>
-        <w:t xml:space="preserve"> </w:t>
-      </w:r>
-      <w:r>
-        <w:t xml:space="preserve">for your city of choice</w:t>
+        <w:t xml:space="preserve">Your chosen city and roughly where it sits relative to Duluth (latitude,</w:t>
+      </w:r>
+      <w:r>
+        <w:t xml:space="preserve"> </w:t>
+      </w:r>
+      <w:r>
+        <w:t xml:space="preserve">coastal vs. inland, any climate feature you know about it).</w:t>
       </w:r>
     </w:p>
     <w:p>
@@ -285,6 +365,166 @@
         </w:numPr>
       </w:pPr>
       <w:r>
+        <w:t xml:space="preserve">A one-sentence hypothesis: do you predict your city’s annual warming</w:t>
+      </w:r>
+      <w:r>
+        <w:t xml:space="preserve"> </w:t>
+      </w:r>
+      <w:r>
+        <w:t xml:space="preserve">rate will be</w:t>
+      </w:r>
+      <w:r>
+        <w:t xml:space="preserve"> </w:t>
+      </w:r>
+      <w:r>
+        <w:rPr>
+          <w:b/>
+          <w:bCs/>
+        </w:rPr>
+        <w:t xml:space="preserve">faster, slower, or about the same</w:t>
+      </w:r>
+      <w:r>
+        <w:t xml:space="preserve"> </w:t>
+      </w:r>
+      <w:r>
+        <w:t xml:space="preserve">as Duluth’s, and why</w:t>
+      </w:r>
+      <w:r>
+        <w:t xml:space="preserve"> </w:t>
+      </w:r>
+      <w:r>
+        <w:t xml:space="preserve">(one sentence of reasoning, not a guess with no basis)?</w:t>
+      </w:r>
+    </w:p>
+    <w:p>
+      <w:pPr>
+        <w:pStyle w:val="Compact"/>
+        <w:numPr>
+          <w:ilvl w:val="0"/>
+          <w:numId w:val="1001"/>
+        </w:numPr>
+      </w:pPr>
+      <w:r>
+        <w:t xml:space="preserve">A second one-sentence hypothesis: do you predict</w:t>
+      </w:r>
+      <w:r>
+        <w:t xml:space="preserve"> </w:t>
+      </w:r>
+      <w:r>
+        <w:rPr>
+          <w:b/>
+          <w:bCs/>
+        </w:rPr>
+        <w:t xml:space="preserve">summer or winter</w:t>
+      </w:r>
+      <w:r>
+        <w:t xml:space="preserve"> </w:t>
+      </w:r>
+      <w:r>
+        <w:t xml:space="preserve">will warm faster in your city, and why?</w:t>
+      </w:r>
+    </w:p>
+    <w:p>
+      <w:pPr>
+        <w:pStyle w:val="FirstParagraph"/>
+      </w:pPr>
+      <w:r>
+        <w:t xml:space="preserve">Photograph this page now, before you have touched any real data — this is</w:t>
+      </w:r>
+      <w:r>
+        <w:t xml:space="preserve"> </w:t>
+      </w:r>
+      <w:r>
+        <w:t xml:space="preserve">your prediction, not your conclusion. You’ll come back to it in Part 5.</w:t>
+      </w:r>
+    </w:p>
+    <w:p>
+      <w:r>
+        <w:pict>
+          <v:rect style="width:0;height:1.5pt" o:hralign="center" o:hrstd="t" o:hr="t"/>
+        </w:pict>
+      </w:r>
+    </w:p>
+    <w:bookmarkEnd w:id="10"/>
+    <w:bookmarkStart w:id="12" w:name="the-data"/>
+    <w:p>
+      <w:pPr>
+        <w:pStyle w:val="Heading1"/>
+      </w:pPr>
+      <w:r>
+        <w:t xml:space="preserve">The Data</w:t>
+      </w:r>
+    </w:p>
+    <w:p>
+      <w:pPr>
+        <w:pStyle w:val="FirstParagraph"/>
+      </w:pPr>
+      <w:r>
+        <w:t xml:space="preserve">You will download</w:t>
+      </w:r>
+      <w:r>
+        <w:t xml:space="preserve"> </w:t>
+      </w:r>
+      <w:r>
+        <w:rPr>
+          <w:b/>
+          <w:bCs/>
+        </w:rPr>
+        <w:t xml:space="preserve">daily station data</w:t>
+      </w:r>
+      <w:r>
+        <w:t xml:space="preserve"> </w:t>
+      </w:r>
+      <w:r>
+        <w:t xml:space="preserve">using the same</w:t>
+      </w:r>
+      <w:r>
+        <w:t xml:space="preserve"> </w:t>
+      </w:r>
+      <w:r>
+        <w:rPr>
+          <w:rStyle w:val="VerbatimChar"/>
+        </w:rPr>
+        <w:t xml:space="preserve">GSODR</w:t>
+      </w:r>
+      <w:r>
+        <w:t xml:space="preserve"> </w:t>
+      </w:r>
+      <w:r>
+        <w:t xml:space="preserve">package from Lecture 07. You need two things:</w:t>
+      </w:r>
+    </w:p>
+    <w:p>
+      <w:pPr>
+        <w:pStyle w:val="Compact"/>
+        <w:numPr>
+          <w:ilvl w:val="0"/>
+          <w:numId w:val="1002"/>
+        </w:numPr>
+      </w:pPr>
+      <w:r>
+        <w:rPr>
+          <w:b/>
+          <w:bCs/>
+        </w:rPr>
+        <w:t xml:space="preserve">A station ID</w:t>
+      </w:r>
+      <w:r>
+        <w:t xml:space="preserve"> </w:t>
+      </w:r>
+      <w:r>
+        <w:t xml:space="preserve">for your city of choice</w:t>
+      </w:r>
+    </w:p>
+    <w:p>
+      <w:pPr>
+        <w:pStyle w:val="Compact"/>
+        <w:numPr>
+          <w:ilvl w:val="0"/>
+          <w:numId w:val="1002"/>
+        </w:numPr>
+      </w:pPr>
+      <w:r>
         <w:rPr>
           <w:b/>
           <w:bCs/>
@@ -298,7 +538,7 @@
         <w:t xml:space="preserve">— pick the longest record available (many stations go back to the 1940s–1970s)</w:t>
       </w:r>
     </w:p>
-    <w:bookmarkStart w:id="10" w:name="finding-a-station-id"/>
+    <w:bookmarkStart w:id="11" w:name="finding-a-station-id"/>
     <w:p>
       <w:pPr>
         <w:pStyle w:val="Heading3"/>
@@ -787,9 +1027,9 @@
         </w:pict>
       </w:r>
     </w:p>
-    <w:bookmarkEnd w:id="10"/>
     <w:bookmarkEnd w:id="11"/>
-    <w:bookmarkStart w:id="12" w:name="X4fec89322606d15c89c3b871984a7cc910b013f"/>
+    <w:bookmarkEnd w:id="12"/>
+    <w:bookmarkStart w:id="13" w:name="X4fec89322606d15c89c3b871984a7cc910b013f"/>
     <w:p>
       <w:pPr>
         <w:pStyle w:val="Heading1"/>
@@ -867,8 +1107,8 @@
         </w:pict>
       </w:r>
     </w:p>
-    <w:bookmarkEnd w:id="12"/>
-    <w:bookmarkStart w:id="13" w:name="X8658a9b506e87e034e88b7853ea30aae6c47c84"/>
+    <w:bookmarkEnd w:id="13"/>
+    <w:bookmarkStart w:id="14" w:name="X8658a9b506e87e034e88b7853ea30aae6c47c84"/>
     <w:p>
       <w:pPr>
         <w:pStyle w:val="Heading1"/>
@@ -959,8 +1199,8 @@
         </w:pict>
       </w:r>
     </w:p>
-    <w:bookmarkEnd w:id="13"/>
-    <w:bookmarkStart w:id="15" w:name="X19477e84f784f2447b7a82152a0513d0c46d279"/>
+    <w:bookmarkEnd w:id="14"/>
+    <w:bookmarkStart w:id="16" w:name="X19477e84f784f2447b7a82152a0513d0c46d279"/>
     <w:p>
       <w:pPr>
         <w:pStyle w:val="Heading1"/>
@@ -1079,7 +1319,7 @@
         <w:t xml:space="preserve">________</w:t>
       </w:r>
     </w:p>
-    <w:bookmarkStart w:id="14" w:name="compare-to-duluth"/>
+    <w:bookmarkStart w:id="15" w:name="compare-to-duluth"/>
     <w:p>
       <w:pPr>
         <w:pStyle w:val="Heading3"/>
@@ -1157,9 +1397,9 @@
         </w:pict>
       </w:r>
     </w:p>
-    <w:bookmarkEnd w:id="14"/>
     <w:bookmarkEnd w:id="15"/>
-    <w:bookmarkStart w:id="19" w:name="X7f3e43fba5f82500a758137d373da9dee2c96b2"/>
+    <w:bookmarkEnd w:id="16"/>
+    <w:bookmarkStart w:id="20" w:name="X7f3e43fba5f82500a758137d373da9dee2c96b2"/>
     <w:p>
       <w:pPr>
         <w:pStyle w:val="Heading1"/>
@@ -1257,18 +1497,18 @@
                 <wp:inline>
                   <wp:extent cx="152400" cy="152400"/>
                   <wp:effectExtent b="0" l="0" r="0" t="0"/>
-                  <wp:docPr descr="" title="" id="17" name="Picture"/>
+                  <wp:docPr descr="" title="" id="18" name="Picture"/>
                   <a:graphic>
                     <a:graphicData uri="http://schemas.openxmlformats.org/drawingml/2006/picture">
                       <pic:pic>
                         <pic:nvPicPr>
-                          <pic:cNvPr descr="/Applications/Positron.app/Contents/Resources/app/quarto/share/formats/docx/note.png" id="18" name="Picture"/>
+                          <pic:cNvPr descr="/Applications/Positron.app/Contents/Resources/app/quarto/share/formats/docx/note.png" id="19" name="Picture"/>
                           <pic:cNvPicPr>
                             <a:picLocks noChangeArrowheads="1" noChangeAspect="1"/>
                           </pic:cNvPicPr>
                         </pic:nvPicPr>
                         <pic:blipFill>
-                          <a:blip r:embed="rId16"/>
+                          <a:blip r:embed="rId17"/>
                           <a:stretch>
                             <a:fillRect/>
                           </a:stretch>
@@ -1489,14 +1729,14 @@
         </w:pict>
       </w:r>
     </w:p>
-    <w:bookmarkEnd w:id="19"/>
-    <w:bookmarkStart w:id="20" w:name="part-5-results-paragraph"/>
+    <w:bookmarkEnd w:id="20"/>
+    <w:bookmarkStart w:id="21" w:name="Xd0a79f12643d166b2d8d38106ed9ff3d6c9648a"/>
     <w:p>
       <w:pPr>
         <w:pStyle w:val="Heading1"/>
       </w:pPr>
       <w:r>
-        <w:t xml:space="preserve">Part 5 · Results paragraph</w:t>
+        <w:t xml:space="preserve">Part 5 · Explain it ✍️ by hand, using YOUR numbers</w:t>
       </w:r>
     </w:p>
     <w:p>
@@ -1504,113 +1744,23 @@
         <w:pStyle w:val="FirstParagraph"/>
       </w:pPr>
       <w:r>
-        <w:t xml:space="preserve">✏️ Write a short paragraph (4–6 sentences) summarizing your findings. Include:</w:t>
-      </w:r>
-    </w:p>
-    <w:p>
-      <w:pPr>
-        <w:pStyle w:val="Compact"/>
-        <w:numPr>
-          <w:ilvl w:val="0"/>
-          <w:numId w:val="1002"/>
-        </w:numPr>
-      </w:pPr>
-      <w:r>
-        <w:t xml:space="preserve">Your city, the years of record, and the overall annual warming rate</w:t>
-      </w:r>
-    </w:p>
-    <w:p>
-      <w:pPr>
-        <w:pStyle w:val="Compact"/>
-        <w:numPr>
-          <w:ilvl w:val="0"/>
-          <w:numId w:val="1002"/>
-        </w:numPr>
-      </w:pPr>
-      <w:r>
-        <w:t xml:space="preserve">How your city’s overall warming rate compares to Duluth’s</w:t>
-      </w:r>
-    </w:p>
-    <w:p>
-      <w:pPr>
-        <w:pStyle w:val="Compact"/>
-        <w:numPr>
-          <w:ilvl w:val="0"/>
-          <w:numId w:val="1002"/>
-        </w:numPr>
-      </w:pPr>
-      <w:r>
-        <w:t xml:space="preserve">The summer vs. winter comparison, and whether it matches Duluth’s pattern</w:t>
-      </w:r>
-    </w:p>
-    <w:p>
-      <w:pPr>
-        <w:pStyle w:val="Compact"/>
-        <w:numPr>
-          <w:ilvl w:val="0"/>
-          <w:numId w:val="1002"/>
-        </w:numPr>
-      </w:pPr>
-      <w:r>
-        <w:t xml:space="preserve">One sentence on a possible reason for any difference (e.g., latitude, proximity to water, urban heat island)</w:t>
-      </w:r>
-    </w:p>
-    <w:p>
-      <w:pPr>
-        <w:pStyle w:val="BlockText"/>
-      </w:pPr>
-      <w:r>
-        <w:rPr>
-          <w:b/>
-          <w:bCs/>
-        </w:rPr>
-        <w:t xml:space="preserve">Q20 — Results paragraph:</w:t>
-      </w:r>
-    </w:p>
-    <w:p>
-      <w:r>
-        <w:pict>
-          <v:rect style="width:0;height:1.5pt" o:hralign="center" o:hrstd="t" o:hr="t"/>
-        </w:pict>
-      </w:r>
-    </w:p>
-    <w:p>
-      <w:r>
-        <w:pict>
-          <v:rect style="width:0;height:1.5pt" o:hralign="center" o:hrstd="t" o:hr="t"/>
-        </w:pict>
-      </w:r>
-    </w:p>
-    <w:p>
-      <w:r>
-        <w:pict>
-          <v:rect style="width:0;height:1.5pt" o:hralign="center" o:hrstd="t" o:hr="t"/>
-        </w:pict>
-      </w:r>
-    </w:p>
-    <w:p>
-      <w:r>
-        <w:pict>
-          <v:rect style="width:0;height:1.5pt" o:hralign="center" o:hrstd="t" o:hr="t"/>
-        </w:pict>
-      </w:r>
-    </w:p>
-    <w:bookmarkEnd w:id="20"/>
-    <w:bookmarkStart w:id="21" w:name="submission-checklist"/>
-    <w:p>
-      <w:pPr>
-        <w:pStyle w:val="Heading1"/>
-      </w:pPr>
-      <w:r>
-        <w:t xml:space="preserve">Submission checklist</w:t>
-      </w:r>
-    </w:p>
-    <w:p>
-      <w:pPr>
-        <w:pStyle w:val="FirstParagraph"/>
-      </w:pPr>
-      <w:r>
-        <w:t xml:space="preserve">Before uploading to Canvas, confirm:</w:t>
+        <w:t xml:space="preserve">Get your Part 0 prediction page back out. On paper, using your</w:t>
+      </w:r>
+      <w:r>
+        <w:t xml:space="preserve"> </w:t>
+      </w:r>
+      <w:r>
+        <w:rPr>
+          <w:b/>
+          <w:bCs/>
+        </w:rPr>
+        <w:t xml:space="preserve">actual</w:t>
+      </w:r>
+      <w:r>
+        <w:t xml:space="preserve"> </w:t>
+      </w:r>
+      <w:r>
+        <w:t xml:space="preserve">Q7–Q19 numbers (not generic reasoning), answer:</w:t>
       </w:r>
     </w:p>
     <w:p>
@@ -1622,16 +1772,166 @@
         </w:numPr>
       </w:pPr>
       <w:r>
-        <w:rPr>
-          <w:rStyle w:val="VerbatimChar"/>
-        </w:rPr>
-        <w:t xml:space="preserve">your_city_skeleton.R</w:t>
-      </w:r>
-      <w:r>
-        <w:t xml:space="preserve"> </w:t>
-      </w:r>
-      <w:r>
-        <w:t xml:space="preserve">runs top to bottom without errors</w:t>
+        <w:t xml:space="preserve">Were your two Part 0 predictions right? Quote your actual warming rate</w:t>
+      </w:r>
+      <w:r>
+        <w:t xml:space="preserve"> </w:t>
+      </w:r>
+      <w:r>
+        <w:t xml:space="preserve">(Q8) and your actual summer/winter comparison (Q18) against what you</w:t>
+      </w:r>
+      <w:r>
+        <w:t xml:space="preserve"> </w:t>
+      </w:r>
+      <w:r>
+        <w:t xml:space="preserve">guessed</w:t>
+      </w:r>
+      <w:r>
+        <w:t xml:space="preserve"> </w:t>
+      </w:r>
+      <w:r>
+        <w:rPr>
+          <w:i/>
+          <w:iCs/>
+        </w:rPr>
+        <w:t xml:space="preserve">before</w:t>
+      </w:r>
+      <w:r>
+        <w:t xml:space="preserve"> </w:t>
+      </w:r>
+      <w:r>
+        <w:t xml:space="preserve">you had them.</w:t>
+      </w:r>
+    </w:p>
+    <w:p>
+      <w:pPr>
+        <w:pStyle w:val="Compact"/>
+        <w:numPr>
+          <w:ilvl w:val="0"/>
+          <w:numId w:val="1003"/>
+        </w:numPr>
+      </w:pPr>
+      <w:r>
+        <w:t xml:space="preserve">A single warming station’s trend line, even a statistically significant</w:t>
+      </w:r>
+      <w:r>
+        <w:t xml:space="preserve"> </w:t>
+      </w:r>
+      <w:r>
+        <w:t xml:space="preserve">one (your Q9/Q10), does not by itself prove</w:t>
+      </w:r>
+      <w:r>
+        <w:t xml:space="preserve"> </w:t>
+      </w:r>
+      <w:r>
+        <w:rPr>
+          <w:i/>
+          <w:iCs/>
+        </w:rPr>
+        <w:t xml:space="preserve">why</w:t>
+      </w:r>
+      <w:r>
+        <w:t xml:space="preserve"> </w:t>
+      </w:r>
+      <w:r>
+        <w:t xml:space="preserve">a city is warming. In</w:t>
+      </w:r>
+      <w:r>
+        <w:t xml:space="preserve"> </w:t>
+      </w:r>
+      <w:r>
+        <w:t xml:space="preserve">your own words, name one confound that could inflate a single station’s</w:t>
+      </w:r>
+      <w:r>
+        <w:t xml:space="preserve"> </w:t>
+      </w:r>
+      <w:r>
+        <w:t xml:space="preserve">trend that has nothing to do with global climate (e.g., the station</w:t>
+      </w:r>
+      <w:r>
+        <w:t xml:space="preserve"> </w:t>
+      </w:r>
+      <w:r>
+        <w:t xml:space="preserve">moving, instrumentation changes, a growing city paving over the area</w:t>
+      </w:r>
+      <w:r>
+        <w:t xml:space="preserve"> </w:t>
+      </w:r>
+      <w:r>
+        <w:t xml:space="preserve">around the sensor — urban heat island).</w:t>
+      </w:r>
+    </w:p>
+    <w:p>
+      <w:pPr>
+        <w:pStyle w:val="Compact"/>
+        <w:numPr>
+          <w:ilvl w:val="0"/>
+          <w:numId w:val="1003"/>
+        </w:numPr>
+      </w:pPr>
+      <w:r>
+        <w:t xml:space="preserve">Using your</w:t>
+      </w:r>
+      <w:r>
+        <w:t xml:space="preserve"> </w:t>
+      </w:r>
+      <w:r>
+        <w:rPr>
+          <w:b/>
+          <w:bCs/>
+        </w:rPr>
+        <w:t xml:space="preserve">own</w:t>
+      </w:r>
+      <w:r>
+        <w:t xml:space="preserve"> </w:t>
+      </w:r>
+      <w:r>
+        <w:t xml:space="preserve">R² (Q11), explain what fraction of year-to-year</w:t>
+      </w:r>
+      <w:r>
+        <w:t xml:space="preserve"> </w:t>
+      </w:r>
+      <w:r>
+        <w:t xml:space="preserve">temperature variation is explained by year alone, and why a low R² can</w:t>
+      </w:r>
+      <w:r>
+        <w:t xml:space="preserve"> </w:t>
+      </w:r>
+      <w:r>
+        <w:t xml:space="preserve">still go with a real, significant warming trend.</w:t>
+      </w:r>
+    </w:p>
+    <w:p>
+      <w:pPr>
+        <w:pStyle w:val="FirstParagraph"/>
+      </w:pPr>
+      <w:r>
+        <w:t xml:space="preserve">Photograph this page and submit it alongside your script.</w:t>
+      </w:r>
+    </w:p>
+    <w:p>
+      <w:r>
+        <w:pict>
+          <v:rect style="width:0;height:1.5pt" o:hralign="center" o:hrstd="t" o:hr="t"/>
+        </w:pict>
+      </w:r>
+    </w:p>
+    <w:bookmarkEnd w:id="21"/>
+    <w:bookmarkStart w:id="22" w:name="part-6-results-paragraph"/>
+    <w:p>
+      <w:pPr>
+        <w:pStyle w:val="Heading1"/>
+      </w:pPr>
+      <w:r>
+        <w:t xml:space="preserve">Part 6 · Results paragraph</w:t>
+      </w:r>
+    </w:p>
+    <w:p>
+      <w:pPr>
+        <w:pStyle w:val="FirstParagraph"/>
+      </w:pPr>
+      <w:r>
+        <w:t xml:space="preserve">✏️ Write a short paragraph (4–6 sentences) summarizing your findings. Include:</w:t>
       </w:r>
     </w:p>
     <w:p>
@@ -1643,22 +1943,101 @@
         </w:numPr>
       </w:pPr>
       <w:r>
-        <w:t xml:space="preserve">All</w:t>
-      </w:r>
-      <w:r>
-        <w:t xml:space="preserve"> </w:t>
-      </w:r>
-      <w:r>
-        <w:rPr>
-          <w:rStyle w:val="VerbatimChar"/>
-        </w:rPr>
-        <w:t xml:space="preserve"># Q__</w:t>
-      </w:r>
-      <w:r>
-        <w:t xml:space="preserve"> </w:t>
-      </w:r>
-      <w:r>
-        <w:t xml:space="preserve">answers are filled in the script</w:t>
+        <w:t xml:space="preserve">Your city, the years of record, and the overall annual warming rate</w:t>
+      </w:r>
+    </w:p>
+    <w:p>
+      <w:pPr>
+        <w:pStyle w:val="Compact"/>
+        <w:numPr>
+          <w:ilvl w:val="0"/>
+          <w:numId w:val="1004"/>
+        </w:numPr>
+      </w:pPr>
+      <w:r>
+        <w:t xml:space="preserve">How your city’s overall warming rate compares to Duluth’s</w:t>
+      </w:r>
+    </w:p>
+    <w:p>
+      <w:pPr>
+        <w:pStyle w:val="Compact"/>
+        <w:numPr>
+          <w:ilvl w:val="0"/>
+          <w:numId w:val="1004"/>
+        </w:numPr>
+      </w:pPr>
+      <w:r>
+        <w:t xml:space="preserve">The summer vs. winter comparison, and whether it matches Duluth’s pattern</w:t>
+      </w:r>
+    </w:p>
+    <w:p>
+      <w:pPr>
+        <w:pStyle w:val="Compact"/>
+        <w:numPr>
+          <w:ilvl w:val="0"/>
+          <w:numId w:val="1004"/>
+        </w:numPr>
+      </w:pPr>
+      <w:r>
+        <w:t xml:space="preserve">One sentence on a possible reason for any difference (e.g., latitude, proximity to water, urban heat island)</w:t>
+      </w:r>
+    </w:p>
+    <w:p>
+      <w:pPr>
+        <w:pStyle w:val="BlockText"/>
+      </w:pPr>
+      <w:r>
+        <w:rPr>
+          <w:b/>
+          <w:bCs/>
+        </w:rPr>
+        <w:t xml:space="preserve">Q20 — Results paragraph:</w:t>
+      </w:r>
+    </w:p>
+    <w:p>
+      <w:r>
+        <w:pict>
+          <v:rect style="width:0;height:1.5pt" o:hralign="center" o:hrstd="t" o:hr="t"/>
+        </w:pict>
+      </w:r>
+    </w:p>
+    <w:p>
+      <w:r>
+        <w:pict>
+          <v:rect style="width:0;height:1.5pt" o:hralign="center" o:hrstd="t" o:hr="t"/>
+        </w:pict>
+      </w:r>
+    </w:p>
+    <w:p>
+      <w:r>
+        <w:pict>
+          <v:rect style="width:0;height:1.5pt" o:hralign="center" o:hrstd="t" o:hr="t"/>
+        </w:pict>
+      </w:r>
+    </w:p>
+    <w:p>
+      <w:r>
+        <w:pict>
+          <v:rect style="width:0;height:1.5pt" o:hralign="center" o:hrstd="t" o:hr="t"/>
+        </w:pict>
+      </w:r>
+    </w:p>
+    <w:bookmarkEnd w:id="22"/>
+    <w:bookmarkStart w:id="23" w:name="submission-checklist"/>
+    <w:p>
+      <w:pPr>
+        <w:pStyle w:val="Heading1"/>
+      </w:pPr>
+      <w:r>
+        <w:t xml:space="preserve">Submission checklist</w:t>
+      </w:r>
+    </w:p>
+    <w:p>
+      <w:pPr>
+        <w:pStyle w:val="FirstParagraph"/>
+      </w:pPr>
+      <w:r>
+        <w:t xml:space="preserve">Before uploading to Canvas, confirm:</w:t>
       </w:r>
     </w:p>
     <w:p>
@@ -1673,13 +2052,13 @@
         <w:rPr>
           <w:rStyle w:val="VerbatimChar"/>
         </w:rPr>
-        <w:t xml:space="preserve">figures/your_city_yearly_trend.png</w:t>
-      </w:r>
-      <w:r>
-        <w:t xml:space="preserve"> </w:t>
-      </w:r>
-      <w:r>
-        <w:t xml:space="preserve">exists (5 × 5 in, dpi = 300)</w:t>
+        <w:t xml:space="preserve">your_city_skeleton.R</w:t>
+      </w:r>
+      <w:r>
+        <w:t xml:space="preserve"> </w:t>
+      </w:r>
+      <w:r>
+        <w:t xml:space="preserve">runs top to bottom without errors</w:t>
       </w:r>
     </w:p>
     <w:p>
@@ -1691,16 +2070,22 @@
         </w:numPr>
       </w:pPr>
       <w:r>
+        <w:t xml:space="preserve">All</w:t>
+      </w:r>
+      <w:r>
+        <w:t xml:space="preserve"> </w:t>
+      </w:r>
+      <w:r>
         <w:rPr>
           <w:rStyle w:val="VerbatimChar"/>
         </w:rPr>
-        <w:t xml:space="preserve">figures/your_city_vs_duluth.png</w:t>
-      </w:r>
-      <w:r>
-        <w:t xml:space="preserve"> </w:t>
-      </w:r>
-      <w:r>
-        <w:t xml:space="preserve">exists (5 × 5 in, dpi = 300)</w:t>
+        <w:t xml:space="preserve"># Q__</w:t>
+      </w:r>
+      <w:r>
+        <w:t xml:space="preserve"> </w:t>
+      </w:r>
+      <w:r>
+        <w:t xml:space="preserve">answers are filled in the script</w:t>
       </w:r>
     </w:p>
     <w:p>
@@ -1715,7 +2100,7 @@
         <w:rPr>
           <w:rStyle w:val="VerbatimChar"/>
         </w:rPr>
-        <w:t xml:space="preserve">figures/your_city_season_trend.png</w:t>
+        <w:t xml:space="preserve">figures/your_city_yearly_trend.png</w:t>
       </w:r>
       <w:r>
         <w:t xml:space="preserve"> </w:t>
@@ -1733,7 +2118,89 @@
         </w:numPr>
       </w:pPr>
       <w:r>
+        <w:rPr>
+          <w:rStyle w:val="VerbatimChar"/>
+        </w:rPr>
+        <w:t xml:space="preserve">figures/your_city_vs_duluth.png</w:t>
+      </w:r>
+      <w:r>
+        <w:t xml:space="preserve"> </w:t>
+      </w:r>
+      <w:r>
+        <w:t xml:space="preserve">exists (5 × 5 in, dpi = 300)</w:t>
+      </w:r>
+    </w:p>
+    <w:p>
+      <w:pPr>
+        <w:pStyle w:val="Compact"/>
+        <w:numPr>
+          <w:ilvl w:val="0"/>
+          <w:numId w:val="1009"/>
+        </w:numPr>
+      </w:pPr>
+      <w:r>
+        <w:rPr>
+          <w:rStyle w:val="VerbatimChar"/>
+        </w:rPr>
+        <w:t xml:space="preserve">figures/your_city_season_trend.png</w:t>
+      </w:r>
+      <w:r>
+        <w:t xml:space="preserve"> </w:t>
+      </w:r>
+      <w:r>
+        <w:t xml:space="preserve">exists (5 × 5 in, dpi = 300)</w:t>
+      </w:r>
+    </w:p>
+    <w:p>
+      <w:pPr>
+        <w:pStyle w:val="Compact"/>
+        <w:numPr>
+          <w:ilvl w:val="0"/>
+          <w:numId w:val="1010"/>
+        </w:numPr>
+      </w:pPr>
+      <w:r>
         <w:t xml:space="preserve">Results paragraph (Q20) is complete</w:t>
+      </w:r>
+    </w:p>
+    <w:p>
+      <w:pPr>
+        <w:pStyle w:val="Compact"/>
+        <w:numPr>
+          <w:ilvl w:val="0"/>
+          <w:numId w:val="1011"/>
+        </w:numPr>
+      </w:pPr>
+      <w:r>
+        <w:t xml:space="preserve">Part 0 handwritten prediction photo is attached (written</w:t>
+      </w:r>
+      <w:r>
+        <w:t xml:space="preserve"> </w:t>
+      </w:r>
+      <w:r>
+        <w:rPr>
+          <w:i/>
+          <w:iCs/>
+        </w:rPr>
+        <w:t xml:space="preserve">before</w:t>
+      </w:r>
+      <w:r>
+        <w:t xml:space="preserve"> </w:t>
+      </w:r>
+      <w:r>
+        <w:t xml:space="preserve">downloading data)</w:t>
+      </w:r>
+    </w:p>
+    <w:p>
+      <w:pPr>
+        <w:pStyle w:val="Compact"/>
+        <w:numPr>
+          <w:ilvl w:val="0"/>
+          <w:numId w:val="1012"/>
+        </w:numPr>
+      </w:pPr>
+      <w:r>
+        <w:t xml:space="preserve">Part 5 handwritten explanation photo is attached (using your real Q7–Q19 numbers)</w:t>
       </w:r>
     </w:p>
     <w:p>
@@ -1755,7 +2222,7 @@
         <w:t xml:space="preserve">Data: NOAA Global Surface Summary of the Day (GSOD), accessed via the GSODR R package.</w:t>
       </w:r>
     </w:p>
-    <w:bookmarkEnd w:id="21"/>
+    <w:bookmarkEnd w:id="23"/>
     <w:sectPr>
       <w:pgSz w:h="15840" w:w="12240"/>
       <w:pgMar w:bottom="1440" w:footer="720" w:gutter="0" w:header="720" w:left="1440" w:right="1440" w:top="1440"/>
@@ -1867,6 +2334,109 @@
       </w:pPr>
     </w:lvl>
   </w:abstractNum>
+  <w:abstractNum w:abstractNumId="991">
+    <w:nsid w:val="0000A991"/>
+    <w:multiLevelType w:val="multilevel"/>
+    <w:lvl w:ilvl="0">
+      <w:numFmt w:val="bullet"/>
+      <w:lvlText w:val=""/>
+      <w:lvlJc w:val="left"/>
+      <w:pPr>
+        <w:ind w:left="720" w:hanging="360"/>
+      </w:pPr>
+      <w:rPr>
+        <w:rFonts w:ascii="Symbol" w:hAnsi="Symbol" w:cs="Symbol" w:hint="default"/>
+      </w:rPr>
+    </w:lvl>
+    <w:lvl w:ilvl="1">
+      <w:numFmt w:val="bullet"/>
+      <w:lvlText w:val="o"/>
+      <w:lvlJc w:val="left"/>
+      <w:pPr>
+        <w:ind w:left="1440" w:hanging="360"/>
+      </w:pPr>
+      <w:rPr>
+        <w:rFonts w:ascii="Courier New" w:hAnsi="Courier New" w:cs="Courier New" w:hint="default"/>
+      </w:rPr>
+    </w:lvl>
+    <w:lvl w:ilvl="2">
+      <w:numFmt w:val="bullet"/>
+      <w:lvlText w:val=""/>
+      <w:lvlJc w:val="left"/>
+      <w:pPr>
+        <w:ind w:left="2160" w:hanging="360"/>
+      </w:pPr>
+      <w:rPr>
+        <w:rFonts w:ascii="Wingdings" w:hAnsi="Wingdings" w:cs="Wingdings" w:hint="default"/>
+      </w:rPr>
+    </w:lvl>
+    <w:lvl w:ilvl="3">
+      <w:numFmt w:val="bullet"/>
+      <w:lvlText w:val=""/>
+      <w:lvlJc w:val="left"/>
+      <w:pPr>
+        <w:ind w:left="2880" w:hanging="360"/>
+      </w:pPr>
+      <w:rPr>
+        <w:rFonts w:ascii="Symbol" w:hAnsi="Symbol" w:cs="Symbol" w:hint="default"/>
+      </w:rPr>
+    </w:lvl>
+    <w:lvl w:ilvl="4">
+      <w:numFmt w:val="bullet"/>
+      <w:lvlText w:val="o"/>
+      <w:lvlJc w:val="left"/>
+      <w:pPr>
+        <w:ind w:left="3600" w:hanging="360"/>
+      </w:pPr>
+      <w:rPr>
+        <w:rFonts w:ascii="Courier New" w:hAnsi="Courier New" w:cs="Courier New" w:hint="default"/>
+      </w:rPr>
+    </w:lvl>
+    <w:lvl w:ilvl="5">
+      <w:numFmt w:val="bullet"/>
+      <w:lvlText w:val=""/>
+      <w:lvlJc w:val="left"/>
+      <w:pPr>
+        <w:ind w:left="4320" w:hanging="360"/>
+      </w:pPr>
+      <w:rPr>
+        <w:rFonts w:ascii="Wingdings" w:hAnsi="Wingdings" w:cs="Wingdings" w:hint="default"/>
+      </w:rPr>
+    </w:lvl>
+    <w:lvl w:ilvl="6">
+      <w:numFmt w:val="bullet"/>
+      <w:lvlText w:val=""/>
+      <w:lvlJc w:val="left"/>
+      <w:pPr>
+        <w:ind w:left="5040" w:hanging="360"/>
+      </w:pPr>
+      <w:rPr>
+        <w:rFonts w:ascii="Symbol" w:hAnsi="Symbol" w:cs="Symbol" w:hint="default"/>
+      </w:rPr>
+    </w:lvl>
+    <w:lvl w:ilvl="7">
+      <w:numFmt w:val="bullet"/>
+      <w:lvlText w:val="o"/>
+      <w:lvlJc w:val="left"/>
+      <w:pPr>
+        <w:ind w:left="5760" w:hanging="360"/>
+      </w:pPr>
+      <w:rPr>
+        <w:rFonts w:ascii="Courier New" w:hAnsi="Courier New" w:cs="Courier New" w:hint="default"/>
+      </w:rPr>
+    </w:lvl>
+    <w:lvl w:ilvl="8">
+      <w:numFmt w:val="bullet"/>
+      <w:lvlText w:val=""/>
+      <w:lvlJc w:val="left"/>
+      <w:pPr>
+        <w:ind w:left="6480" w:hanging="360"/>
+      </w:pPr>
+      <w:rPr>
+        <w:rFonts w:ascii="Wingdings" w:hAnsi="Wingdings" w:cs="Wingdings" w:hint="default"/>
+      </w:rPr>
+    </w:lvl>
+  </w:abstractNum>
   <w:abstractNum w:abstractNumId="99411">
     <w:nsid w:val="00A99411"/>
     <w:multiLevelType w:val="multilevel"/>
@@ -1950,109 +2520,6 @@
       <w:pPr>
         <w:ind w:left="6480" w:hanging="360"/>
       </w:pPr>
-    </w:lvl>
-  </w:abstractNum>
-  <w:abstractNum w:abstractNumId="991">
-    <w:nsid w:val="0000A991"/>
-    <w:multiLevelType w:val="multilevel"/>
-    <w:lvl w:ilvl="0">
-      <w:numFmt w:val="bullet"/>
-      <w:lvlText w:val=""/>
-      <w:lvlJc w:val="left"/>
-      <w:pPr>
-        <w:ind w:left="720" w:hanging="360"/>
-      </w:pPr>
-      <w:rPr>
-        <w:rFonts w:ascii="Symbol" w:hAnsi="Symbol" w:cs="Symbol" w:hint="default"/>
-      </w:rPr>
-    </w:lvl>
-    <w:lvl w:ilvl="1">
-      <w:numFmt w:val="bullet"/>
-      <w:lvlText w:val="o"/>
-      <w:lvlJc w:val="left"/>
-      <w:pPr>
-        <w:ind w:left="1440" w:hanging="360"/>
-      </w:pPr>
-      <w:rPr>
-        <w:rFonts w:ascii="Courier New" w:hAnsi="Courier New" w:cs="Courier New" w:hint="default"/>
-      </w:rPr>
-    </w:lvl>
-    <w:lvl w:ilvl="2">
-      <w:numFmt w:val="bullet"/>
-      <w:lvlText w:val=""/>
-      <w:lvlJc w:val="left"/>
-      <w:pPr>
-        <w:ind w:left="2160" w:hanging="360"/>
-      </w:pPr>
-      <w:rPr>
-        <w:rFonts w:ascii="Wingdings" w:hAnsi="Wingdings" w:cs="Wingdings" w:hint="default"/>
-      </w:rPr>
-    </w:lvl>
-    <w:lvl w:ilvl="3">
-      <w:numFmt w:val="bullet"/>
-      <w:lvlText w:val=""/>
-      <w:lvlJc w:val="left"/>
-      <w:pPr>
-        <w:ind w:left="2880" w:hanging="360"/>
-      </w:pPr>
-      <w:rPr>
-        <w:rFonts w:ascii="Symbol" w:hAnsi="Symbol" w:cs="Symbol" w:hint="default"/>
-      </w:rPr>
-    </w:lvl>
-    <w:lvl w:ilvl="4">
-      <w:numFmt w:val="bullet"/>
-      <w:lvlText w:val="o"/>
-      <w:lvlJc w:val="left"/>
-      <w:pPr>
-        <w:ind w:left="3600" w:hanging="360"/>
-      </w:pPr>
-      <w:rPr>
-        <w:rFonts w:ascii="Courier New" w:hAnsi="Courier New" w:cs="Courier New" w:hint="default"/>
-      </w:rPr>
-    </w:lvl>
-    <w:lvl w:ilvl="5">
-      <w:numFmt w:val="bullet"/>
-      <w:lvlText w:val=""/>
-      <w:lvlJc w:val="left"/>
-      <w:pPr>
-        <w:ind w:left="4320" w:hanging="360"/>
-      </w:pPr>
-      <w:rPr>
-        <w:rFonts w:ascii="Wingdings" w:hAnsi="Wingdings" w:cs="Wingdings" w:hint="default"/>
-      </w:rPr>
-    </w:lvl>
-    <w:lvl w:ilvl="6">
-      <w:numFmt w:val="bullet"/>
-      <w:lvlText w:val=""/>
-      <w:lvlJc w:val="left"/>
-      <w:pPr>
-        <w:ind w:left="5040" w:hanging="360"/>
-      </w:pPr>
-      <w:rPr>
-        <w:rFonts w:ascii="Symbol" w:hAnsi="Symbol" w:cs="Symbol" w:hint="default"/>
-      </w:rPr>
-    </w:lvl>
-    <w:lvl w:ilvl="7">
-      <w:numFmt w:val="bullet"/>
-      <w:lvlText w:val="o"/>
-      <w:lvlJc w:val="left"/>
-      <w:pPr>
-        <w:ind w:left="5760" w:hanging="360"/>
-      </w:pPr>
-      <w:rPr>
-        <w:rFonts w:ascii="Courier New" w:hAnsi="Courier New" w:cs="Courier New" w:hint="default"/>
-      </w:rPr>
-    </w:lvl>
-    <w:lvl w:ilvl="8">
-      <w:numFmt w:val="bullet"/>
-      <w:lvlText w:val=""/>
-      <w:lvlJc w:val="left"/>
-      <w:pPr>
-        <w:ind w:left="6480" w:hanging="360"/>
-      </w:pPr>
-      <w:rPr>
-        <w:rFonts w:ascii="Wingdings" w:hAnsi="Wingdings" w:cs="Wingdings" w:hint="default"/>
-      </w:rPr>
     </w:lvl>
   </w:abstractNum>
   <w:abstractNum w:abstractNumId="992">
@@ -2135,6 +2602,9 @@
     <w:abstractNumId w:val="990"/>
   </w:num>
   <w:num w:numId="1001">
+    <w:abstractNumId w:val="991"/>
+  </w:num>
+  <w:num w:numId="1002">
     <w:abstractNumId w:val="99411"/>
     <w:lvlOverride w:ilvl="0">
       <w:startOverride w:val="1"/>
@@ -2164,14 +2634,38 @@
       <w:startOverride w:val="1"/>
     </w:lvlOverride>
   </w:num>
-  <w:num w:numId="1002">
-    <w:abstractNumId w:val="991"/>
-  </w:num>
   <w:num w:numId="1003">
-    <w:abstractNumId w:val="992"/>
+    <w:abstractNumId w:val="99411"/>
+    <w:lvlOverride w:ilvl="0">
+      <w:startOverride w:val="1"/>
+    </w:lvlOverride>
+    <w:lvlOverride w:ilvl="1">
+      <w:startOverride w:val="1"/>
+    </w:lvlOverride>
+    <w:lvlOverride w:ilvl="2">
+      <w:startOverride w:val="1"/>
+    </w:lvlOverride>
+    <w:lvlOverride w:ilvl="3">
+      <w:startOverride w:val="1"/>
+    </w:lvlOverride>
+    <w:lvlOverride w:ilvl="4">
+      <w:startOverride w:val="1"/>
+    </w:lvlOverride>
+    <w:lvlOverride w:ilvl="5">
+      <w:startOverride w:val="1"/>
+    </w:lvlOverride>
+    <w:lvlOverride w:ilvl="6">
+      <w:startOverride w:val="1"/>
+    </w:lvlOverride>
+    <w:lvlOverride w:ilvl="7">
+      <w:startOverride w:val="1"/>
+    </w:lvlOverride>
+    <w:lvlOverride w:ilvl="8">
+      <w:startOverride w:val="1"/>
+    </w:lvlOverride>
   </w:num>
   <w:num w:numId="1004">
-    <w:abstractNumId w:val="992"/>
+    <w:abstractNumId w:val="991"/>
   </w:num>
   <w:num w:numId="1005">
     <w:abstractNumId w:val="992"/>
@@ -2183,6 +2677,18 @@
     <w:abstractNumId w:val="992"/>
   </w:num>
   <w:num w:numId="1008">
+    <w:abstractNumId w:val="992"/>
+  </w:num>
+  <w:num w:numId="1009">
+    <w:abstractNumId w:val="992"/>
+  </w:num>
+  <w:num w:numId="1010">
+    <w:abstractNumId w:val="992"/>
+  </w:num>
+  <w:num w:numId="1011">
+    <w:abstractNumId w:val="992"/>
+  </w:num>
+  <w:num w:numId="1012">
     <w:abstractNumId w:val="992"/>
   </w:num>
 </w:numbering>
